--- a/Dokumentace.docx
+++ b/Dokumentace.docx
@@ -454,7 +454,21 @@
         <w:rPr>
           <w:rStyle w:val="doplnittext"/>
         </w:rPr>
-        <w:t xml:space="preserve"> Vedoucí může potvzovat nové profily zákazníků, řešit dotazy zaměstnanců a přijímat objednávky.</w:t>
+        <w:t xml:space="preserve"> Vedoucí může </w:t>
+      </w:r>
+      <w:proofErr w:type="spellStart"/>
+      <w:r>
+        <w:rPr>
+          <w:rStyle w:val="doplnittext"/>
+        </w:rPr>
+        <w:t>potvzovat</w:t>
+      </w:r>
+      <w:proofErr w:type="spellEnd"/>
+      <w:r>
+        <w:rPr>
+          <w:rStyle w:val="doplnittext"/>
+        </w:rPr>
+        <w:t xml:space="preserve"> nové profily zákazníků, řešit dotazy zaměstnanců a přijímat objednávky.</w:t>
       </w:r>
     </w:p>
     <w:p>
@@ -3368,83 +3382,85 @@
           <w:i w:val="0"/>
           <w:iCs/>
         </w:rPr>
-        <w:t>, což může značně zpomalovat efektivnost výroby, a nebo častější výskyt chyb. Cílem této maturitní práce je navrhnout a vytvořit mobilní aplikaci, která tento proces zjednoduší a zpřehlední.</w:t>
-      </w:r>
-    </w:p>
-    <w:p>
-      <w:pPr>
+        <w:t xml:space="preserve">, což může značně zpomalovat efektivnost výroby, </w:t>
+      </w:r>
+      <w:proofErr w:type="gramStart"/>
+      <w:r>
         <w:rPr>
           <w:rStyle w:val="doplnittext"/>
           <w:i w:val="0"/>
           <w:iCs/>
         </w:rPr>
-      </w:pPr>
-    </w:p>
-    <w:p>
-      <w:pPr>
+        <w:t>a nebo</w:t>
+      </w:r>
+      <w:proofErr w:type="gramEnd"/>
+      <w:r>
         <w:rPr>
           <w:rStyle w:val="doplnittext"/>
           <w:i w:val="0"/>
           <w:iCs/>
         </w:rPr>
-      </w:pPr>
-      <w:r>
+        <w:t xml:space="preserve"> častější výskyt chyb. Cílem této maturitní práce je navrhnout a vytvořit mobilní aplikaci, která tento proces zjednoduší a zpřehlední.</w:t>
+      </w:r>
+    </w:p>
+    <w:p>
+      <w:pPr>
         <w:rPr>
           <w:rStyle w:val="doplnittext"/>
           <w:i w:val="0"/>
           <w:iCs/>
         </w:rPr>
-        <w:t>Vytvářený systém je určen pro zaměstnance a zákazníky. Zaměstnancům má ulehčit orientování ve výrobě, zlepšit komunikaci s vedoucím výroby a přehledné zobrazení směn a úkolů. Zákazníkům umožní pohodlný způsob objednání zboží z mobilního telefonu, kontrola svých objednávek a možnost opakovaných objednávek. Administrátor má přehled nad všemi účty, protože je musí sám potvrdit a má přehled všech účtů.</w:t>
-      </w:r>
-      <w:r>
+      </w:pPr>
+    </w:p>
+    <w:p>
+      <w:pPr>
         <w:rPr>
           <w:rStyle w:val="doplnittext"/>
           <w:i w:val="0"/>
           <w:iCs/>
         </w:rPr>
-        <w:t xml:space="preserve"> Adminovi se budou také zobrazovat upozornění, když přijde nová objednávka a tu bude muset potvrdit. </w:t>
-      </w:r>
-    </w:p>
-    <w:p>
-      <w:pPr>
+      </w:pPr>
+      <w:r>
         <w:rPr>
           <w:rStyle w:val="doplnittext"/>
           <w:i w:val="0"/>
           <w:iCs/>
         </w:rPr>
-      </w:pPr>
-    </w:p>
-    <w:p>
-      <w:pPr>
+        <w:t>Vytvářený systém je určen pro zaměstnance a zákazníky. Zaměstnancům má ulehčit orientování ve výrobě, zlepšit komunikaci s vedoucím výroby a přehledné zobrazení směn a úkolů. Zákazníkům umožní pohodlný způsob objednání zboží z mobilního telefonu, kontrola svých objednávek a možnost opakovaných objednávek. Administrátor má přehled nad všemi účty, protože je musí sám potvrdit a má přehled všech účtů.</w:t>
+      </w:r>
+      <w:r>
         <w:rPr>
           <w:rStyle w:val="doplnittext"/>
           <w:i w:val="0"/>
           <w:iCs/>
         </w:rPr>
-      </w:pPr>
-      <w:r>
+        <w:t xml:space="preserve"> Adminovi se budou také zobrazovat upozornění, když přijde nová objednávka a tu bude muset potvrdit. </w:t>
+      </w:r>
+    </w:p>
+    <w:p>
+      <w:pPr>
         <w:rPr>
           <w:rStyle w:val="doplnittext"/>
           <w:i w:val="0"/>
           <w:iCs/>
         </w:rPr>
-        <w:t>Mobilní aplikace je cílena na operační systém android, je určena pro mobilní telefony a tablety.</w:t>
-      </w:r>
-      <w:r>
+      </w:pPr>
+    </w:p>
+    <w:p>
+      <w:pPr>
         <w:rPr>
           <w:rStyle w:val="doplnittext"/>
           <w:i w:val="0"/>
           <w:iCs/>
         </w:rPr>
-        <w:t xml:space="preserve"> Je myšlena pro široké spektrum uživatelů a snaží se o jednoduchý vzhled, aby byla srozumitelná pro všechny.</w:t>
-      </w:r>
+      </w:pPr>
       <w:r>
         <w:rPr>
           <w:rStyle w:val="doplnittext"/>
           <w:i w:val="0"/>
           <w:iCs/>
         </w:rPr>
-        <w:t xml:space="preserve"> Obsahuje také databázovou strukturu s celým sortimentem zboží. </w:t>
+        <w:t>Mobilní aplikace je cílena na operační systém android, je určena pro mobilní telefony a tablety.</w:t>
       </w:r>
       <w:r>
         <w:rPr>
@@ -3452,38 +3468,36 @@
           <w:i w:val="0"/>
           <w:iCs/>
         </w:rPr>
-        <w:t>Práce představí nejen samotnou aplikaci, ale také informační systém.</w:t>
-      </w:r>
-    </w:p>
-    <w:p>
-      <w:pPr>
+        <w:t xml:space="preserve"> Je myšlena pro široké spektrum uživatelů a snaží se o jednoduchý vzhled, aby byla srozumitelná pro všechny.</w:t>
+      </w:r>
+      <w:r>
         <w:rPr>
           <w:rStyle w:val="doplnittext"/>
           <w:i w:val="0"/>
           <w:iCs/>
         </w:rPr>
-      </w:pPr>
-    </w:p>
-    <w:p>
-      <w:pPr>
+        <w:t xml:space="preserve"> Obsahuje také databázovou strukturu s celým sortimentem zboží. </w:t>
+      </w:r>
+      <w:r>
         <w:rPr>
           <w:rStyle w:val="doplnittext"/>
           <w:i w:val="0"/>
           <w:iCs/>
         </w:rPr>
-      </w:pPr>
-      <w:r>
+        <w:t>Práce představí nejen samotnou aplikaci, ale také informační systém.</w:t>
+      </w:r>
+    </w:p>
+    <w:p>
+      <w:pPr>
         <w:rPr>
           <w:rStyle w:val="doplnittext"/>
           <w:i w:val="0"/>
           <w:iCs/>
         </w:rPr>
-        <w:t>Aplikace bude testována několika uživateli, zaměstnanci ji budou testovat uvnitř podniku během výroby a zákazníci si budou moct objednat zboží. Samotný admin ji také bude testovat, aby fungovali všechny funkce.</w:t>
-      </w:r>
-    </w:p>
-    <w:p>
-      <w:pPr>
-        <w:spacing w:line="240" w:lineRule="auto"/>
+      </w:pPr>
+    </w:p>
+    <w:p>
+      <w:pPr>
         <w:rPr>
           <w:rStyle w:val="doplnittext"/>
           <w:i w:val="0"/>
@@ -3496,6 +3510,24 @@
           <w:i w:val="0"/>
           <w:iCs/>
         </w:rPr>
+        <w:t>Aplikace bude testována několika uživateli, zaměstnanci ji budou testovat uvnitř podniku během výroby a zákazníci si budou moct objednat zboží. Samotný admin ji také bude testovat, aby fungovali všechny funkce.</w:t>
+      </w:r>
+    </w:p>
+    <w:p>
+      <w:pPr>
+        <w:spacing w:line="240" w:lineRule="auto"/>
+        <w:rPr>
+          <w:rStyle w:val="doplnittext"/>
+          <w:i w:val="0"/>
+          <w:iCs/>
+        </w:rPr>
+      </w:pPr>
+      <w:r>
+        <w:rPr>
+          <w:rStyle w:val="doplnittext"/>
+          <w:i w:val="0"/>
+          <w:iCs/>
+        </w:rPr>
         <w:br w:type="page"/>
       </w:r>
     </w:p>
@@ -3515,17 +3547,24 @@
         <w:pStyle w:val="Nadpis2"/>
       </w:pPr>
       <w:bookmarkStart w:id="8" w:name="_Toc223988300"/>
+      <w:proofErr w:type="spellStart"/>
       <w:r>
         <w:t>Dart</w:t>
       </w:r>
       <w:bookmarkEnd w:id="8"/>
+      <w:proofErr w:type="spellEnd"/>
     </w:p>
     <w:p>
       <w:pPr>
         <w:ind w:left="431"/>
       </w:pPr>
-      <w:r>
-        <w:t>Dart je open-source programovací jazyk</w:t>
+      <w:proofErr w:type="spellStart"/>
+      <w:r>
+        <w:t>Dart</w:t>
+      </w:r>
+      <w:proofErr w:type="spellEnd"/>
+      <w:r>
+        <w:t xml:space="preserve"> je open-source programovací jazyk</w:t>
       </w:r>
       <w:r>
         <w:t xml:space="preserve"> určený převážně pro</w:t>
@@ -3534,7 +3573,39 @@
         <w:t xml:space="preserve"> tvorbu mobilních, webových a desktopových aplikací. </w:t>
       </w:r>
       <w:r>
-        <w:t>Nejčastěji se kombinuje s flutterem. Je skvělý pro rychlou tvorbu multi-platformových aplikacé a obsahuje funkci hot-reload díky které můžeme vidět změny v kódu téměř okamžitě.</w:t>
+        <w:t>Nejčastěji se kombinuje s </w:t>
+      </w:r>
+      <w:proofErr w:type="spellStart"/>
+      <w:r>
+        <w:t>flutterem</w:t>
+      </w:r>
+      <w:proofErr w:type="spellEnd"/>
+      <w:r>
+        <w:t xml:space="preserve">. Je skvělý pro rychlou tvorbu </w:t>
+      </w:r>
+      <w:proofErr w:type="spellStart"/>
+      <w:r>
+        <w:t>multi-platformových</w:t>
+      </w:r>
+      <w:proofErr w:type="spellEnd"/>
+      <w:r>
+        <w:t xml:space="preserve"> </w:t>
+      </w:r>
+      <w:proofErr w:type="spellStart"/>
+      <w:r>
+        <w:t>aplikacé</w:t>
+      </w:r>
+      <w:proofErr w:type="spellEnd"/>
+      <w:r>
+        <w:t xml:space="preserve"> a obsahuje funkci hot-</w:t>
+      </w:r>
+      <w:proofErr w:type="spellStart"/>
+      <w:r>
+        <w:t>reload</w:t>
+      </w:r>
+      <w:proofErr w:type="spellEnd"/>
+      <w:r>
+        <w:t xml:space="preserve"> díky které můžeme vidět změny v kódu téměř okamžitě.</w:t>
       </w:r>
     </w:p>
     <w:p>
@@ -3542,17 +3613,48 @@
         <w:pStyle w:val="Nadpis2"/>
       </w:pPr>
       <w:bookmarkStart w:id="9" w:name="_Toc223988301"/>
+      <w:proofErr w:type="spellStart"/>
       <w:r>
         <w:t>Flutter</w:t>
       </w:r>
       <w:bookmarkEnd w:id="9"/>
+      <w:proofErr w:type="spellEnd"/>
     </w:p>
     <w:p>
       <w:pPr>
         <w:ind w:left="431"/>
       </w:pPr>
-      <w:r>
-        <w:t>Flutter je open-source UI SDK, který je výborný pro tvorbu multi-platformových aplikací. Umožňuje také vývoj aplikací pro Android i IOS současně. Veškeré uživatelské rozhraní je postaveno na widgetech, které jsou přizpůsobitelné. Flutter si vykresluje vlastní UI pomocí grafické knihovny Skia.</w:t>
+      <w:proofErr w:type="spellStart"/>
+      <w:r>
+        <w:t>Flutter</w:t>
+      </w:r>
+      <w:proofErr w:type="spellEnd"/>
+      <w:r>
+        <w:t xml:space="preserve"> je open-source UI SDK, který je výborný pro tvorbu </w:t>
+      </w:r>
+      <w:proofErr w:type="spellStart"/>
+      <w:r>
+        <w:t>multi-platformových</w:t>
+      </w:r>
+      <w:proofErr w:type="spellEnd"/>
+      <w:r>
+        <w:t xml:space="preserve"> aplikací. Umožňuje také vývoj aplikací pro Android i IOS současně. Veškeré uživatelské rozhraní je postaveno na widgetech, které jsou přizpůsobitelné. </w:t>
+      </w:r>
+      <w:proofErr w:type="spellStart"/>
+      <w:r>
+        <w:t>Flutter</w:t>
+      </w:r>
+      <w:proofErr w:type="spellEnd"/>
+      <w:r>
+        <w:t xml:space="preserve"> si vykresluje vlastní UI pomocí grafické knihovny </w:t>
+      </w:r>
+      <w:proofErr w:type="spellStart"/>
+      <w:r>
+        <w:t>Skia</w:t>
+      </w:r>
+      <w:proofErr w:type="spellEnd"/>
+      <w:r>
+        <w:t>.</w:t>
       </w:r>
     </w:p>
     <w:p>
@@ -3560,14 +3662,64 @@
         <w:pStyle w:val="Nadpis2"/>
       </w:pPr>
       <w:bookmarkStart w:id="10" w:name="_Toc223988302"/>
+      <w:proofErr w:type="spellStart"/>
       <w:r>
         <w:t>Supabase</w:t>
       </w:r>
       <w:bookmarkEnd w:id="10"/>
-    </w:p>
-    <w:p>
-      <w:r>
-        <w:t>Při vybírání databáze jsem váhal mezi Supabase a Firebase. Nakonec jsem si vybral Supabase, převážně kvůli dřívější zkušenosti. Supabase navíc funguje skvěle s Flutter projekty, obsahuje i část pro authentication, díky čemuž se dá lehce a jednoduše pracovat s uživateli přímo v databázi.</w:t>
+      <w:proofErr w:type="spellEnd"/>
+    </w:p>
+    <w:p>
+      <w:r>
+        <w:t xml:space="preserve">Při vybírání databáze jsem váhal mezi </w:t>
+      </w:r>
+      <w:proofErr w:type="spellStart"/>
+      <w:r>
+        <w:t>Supabase</w:t>
+      </w:r>
+      <w:proofErr w:type="spellEnd"/>
+      <w:r>
+        <w:t xml:space="preserve"> a </w:t>
+      </w:r>
+      <w:proofErr w:type="spellStart"/>
+      <w:r>
+        <w:t>Firebase</w:t>
+      </w:r>
+      <w:proofErr w:type="spellEnd"/>
+      <w:r>
+        <w:t xml:space="preserve">. Nakonec jsem si vybral </w:t>
+      </w:r>
+      <w:proofErr w:type="spellStart"/>
+      <w:r>
+        <w:t>Supabase</w:t>
+      </w:r>
+      <w:proofErr w:type="spellEnd"/>
+      <w:r>
+        <w:t xml:space="preserve">, převážně kvůli dřívější zkušenosti. </w:t>
+      </w:r>
+      <w:proofErr w:type="spellStart"/>
+      <w:r>
+        <w:t>Supabase</w:t>
+      </w:r>
+      <w:proofErr w:type="spellEnd"/>
+      <w:r>
+        <w:t xml:space="preserve"> navíc funguje skvěle s </w:t>
+      </w:r>
+      <w:proofErr w:type="spellStart"/>
+      <w:r>
+        <w:t>Flutter</w:t>
+      </w:r>
+      <w:proofErr w:type="spellEnd"/>
+      <w:r>
+        <w:t xml:space="preserve"> projekty, obsahuje i část pro </w:t>
+      </w:r>
+      <w:proofErr w:type="spellStart"/>
+      <w:r>
+        <w:t>authentication</w:t>
+      </w:r>
+      <w:proofErr w:type="spellEnd"/>
+      <w:r>
+        <w:t>, díky čemuž se dá lehce a jednoduše pracovat s uživateli přímo v databázi.</w:t>
       </w:r>
     </w:p>
     <w:p/>
@@ -3659,8 +3811,37 @@
     </w:p>
     <w:p>
       <w:r>
-        <w:t>Aplikace je pouze jedna, ale obsahuje dohromady 3 různé části. Pro vývoj všech částí jsem využíval Flutter a jazyk Dart. Dále jsem využil i knihovny Sidebarx a Pluto_grid</w:t>
-      </w:r>
+        <w:t xml:space="preserve">Aplikace je pouze jedna, ale obsahuje dohromady 3 různé části. Pro vývoj všech částí jsem využíval </w:t>
+      </w:r>
+      <w:proofErr w:type="spellStart"/>
+      <w:r>
+        <w:t>Flutter</w:t>
+      </w:r>
+      <w:proofErr w:type="spellEnd"/>
+      <w:r>
+        <w:t xml:space="preserve"> a jazyk </w:t>
+      </w:r>
+      <w:proofErr w:type="spellStart"/>
+      <w:r>
+        <w:t>Dart</w:t>
+      </w:r>
+      <w:proofErr w:type="spellEnd"/>
+      <w:r>
+        <w:t xml:space="preserve">. Dále jsem využil i knihovny </w:t>
+      </w:r>
+      <w:proofErr w:type="spellStart"/>
+      <w:r>
+        <w:t>Sidebarx</w:t>
+      </w:r>
+      <w:proofErr w:type="spellEnd"/>
+      <w:r>
+        <w:t xml:space="preserve"> a </w:t>
+      </w:r>
+      <w:proofErr w:type="spellStart"/>
+      <w:r>
+        <w:t>Pluto_grid</w:t>
+      </w:r>
+      <w:proofErr w:type="spellEnd"/>
       <w:r>
         <w:t xml:space="preserve">, pro přehledný admin dashboard, ve kterém admin aplikaci může měnit. </w:t>
       </w:r>
@@ -3682,7 +3863,23 @@
     </w:p>
     <w:p>
       <w:r>
-        <w:t>GitHub jsem nevyužil pouze pro jeho prostředí pro správu verzí, ale také nástroj GitHub Pages, díky kterému jsem mohl aplikaci dát zdarma na hosting a to téměř okamžitě.</w:t>
+        <w:t xml:space="preserve">GitHub jsem nevyužil pouze pro jeho prostředí pro správu verzí, ale také nástroj GitHub </w:t>
+      </w:r>
+      <w:proofErr w:type="spellStart"/>
+      <w:r>
+        <w:t>Pages</w:t>
+      </w:r>
+      <w:proofErr w:type="spellEnd"/>
+      <w:r>
+        <w:t xml:space="preserve">, díky kterému jsem mohl aplikaci dát zdarma na </w:t>
+      </w:r>
+      <w:proofErr w:type="gramStart"/>
+      <w:r>
+        <w:t>hosting</w:t>
+      </w:r>
+      <w:proofErr w:type="gramEnd"/>
+      <w:r>
+        <w:t xml:space="preserve"> a to téměř okamžitě.</w:t>
       </w:r>
     </w:p>
     <w:p>
@@ -3749,6 +3946,7 @@
       <w:r>
         <w:t xml:space="preserve">Při vytvoření registrace se data pošlou do tabulky </w:t>
       </w:r>
+      <w:proofErr w:type="spellStart"/>
       <w:r>
         <w:rPr>
           <w:i/>
@@ -3756,6 +3954,7 @@
         </w:rPr>
         <w:t>Uzivatel</w:t>
       </w:r>
+      <w:proofErr w:type="spellEnd"/>
       <w:r>
         <w:t xml:space="preserve">. Jakmile admin potvrdí účet, změní se stav </w:t>
       </w:r>
@@ -3767,15 +3966,26 @@
         <w:t>potvrzeno</w:t>
       </w:r>
       <w:r>
-        <w:t xml:space="preserve"> na true, díky tomu se uživatel může přihlašovat do aplikace.</w:t>
-      </w:r>
-    </w:p>
-    <w:p>
-      <w:pPr>
-        <w:spacing w:line="240" w:lineRule="auto"/>
-      </w:pPr>
-      <w:r>
-        <w:br w:type="page"/>
+        <w:t xml:space="preserve"> na </w:t>
+      </w:r>
+      <w:proofErr w:type="spellStart"/>
+      <w:r>
+        <w:t>true</w:t>
+      </w:r>
+      <w:proofErr w:type="spellEnd"/>
+      <w:r>
+        <w:t>, díky tomu se uživatel může přihlašovat do aplikace.</w:t>
+      </w:r>
+      <w:r>
+        <w:t xml:space="preserve"> V aplikaci může admin měnit i stav admin a </w:t>
+      </w:r>
+      <w:proofErr w:type="spellStart"/>
+      <w:r>
+        <w:t>zamestnanec</w:t>
+      </w:r>
+      <w:proofErr w:type="spellEnd"/>
+      <w:r>
+        <w:t>, čímž nastavuje, jaké práva bude účet mít.</w:t>
       </w:r>
     </w:p>
     <w:p>
@@ -3800,6 +4010,41 @@
       <w:bookmarkEnd w:id="24"/>
     </w:p>
     <w:p>
+      <w:r>
+        <w:t>Mobilní aplikace se skládá ze tří hlavních částí. Při otevření aplikace je nutno se přihlásit, popřípadě registrovat. Poté se běžný uživatel objeví na hlavní stránce. Tam má sortiment všech produktů, rozdělený do různých kategorií a podkategorií. Může zde dávat produkty do košíku. Další stránka je košík. Zde vidí aktuální položky v košíku, může také přidat nebo ubrat množství jednotlivých položek, nebo je úplně smazat. Pak stačí objednávku pouze potvrdit, také se může podívat na historii svých objednávek, která se zobrazuje podle vybraného datumu.</w:t>
+      </w:r>
+      <w:r>
+        <w:t xml:space="preserve"> V aplikaci jsou ještě další dvě stránky, jedna z nich je kontakt, kde vidí základní informace o podniku včetně otevírací doby. Na stránce profil vidí zase informace o svém profile a může zde měnit své jméno a telefonní číslo.</w:t>
+      </w:r>
+    </w:p>
+    <w:p/>
+    <w:p>
+      <w:r>
+        <w:t xml:space="preserve">Pokud se do aplikace přihlásí uživatel s oprávněním admina, dostane se na stránku admin dashboard. Má na výběr ze čtyř stránek. Na stránce účty vidí informace o všech účtech a může také změnit </w:t>
+      </w:r>
+      <w:proofErr w:type="gramStart"/>
+      <w:r>
+        <w:t>zda-</w:t>
+      </w:r>
+      <w:proofErr w:type="spellStart"/>
+      <w:r>
+        <w:t>li</w:t>
+      </w:r>
+      <w:proofErr w:type="spellEnd"/>
+      <w:proofErr w:type="gramEnd"/>
+      <w:r>
+        <w:t xml:space="preserve"> bude mít účet admin práva. Na produktech je tabulku s přehledem všech produktů, ty může upravovat, vytvářet nové nebo mazat. Přehled objednávek je také v tabulce a hlavní funkcí tu je změna stavu objednávky a možnost zaslat email, jakmile se objednávka potvrdí a vyhotovuje. Poslední stránkou je </w:t>
+      </w:r>
+      <w:proofErr w:type="gramStart"/>
+      <w:r>
+        <w:t>nástěnka</w:t>
+      </w:r>
+      <w:proofErr w:type="gramEnd"/>
+      <w:r>
+        <w:t xml:space="preserve"> kde může zadávat úkoly vybraným zaměstnancům.</w:t>
+      </w:r>
+    </w:p>
+    <w:p>
       <w:pPr>
         <w:pStyle w:val="Nadpis3"/>
       </w:pPr>
@@ -3829,6 +4074,15 @@
       </w:r>
       <w:bookmarkEnd w:id="27"/>
     </w:p>
+    <w:p>
+      <w:pPr>
+        <w:pStyle w:val="Nadpis3"/>
+      </w:pPr>
+      <w:r>
+        <w:t>Historie objednávek</w:t>
+      </w:r>
+    </w:p>
+    <w:p/>
     <w:p/>
     <w:p>
       <w:pPr>
@@ -4132,13 +4386,29 @@
         <w:t xml:space="preserve">, které mi </w:t>
       </w:r>
       <w:r>
-        <w:t>byli doporučeny fungovali pouze pro programovací jazyk Java, a protože jsem si vybral framework Flutter, rozhodl jsem se, že si admin dashboard vytvořím sám.</w:t>
+        <w:t xml:space="preserve">byli doporučeny fungovali pouze pro programovací jazyk Java, a protože jsem si vybral framework </w:t>
+      </w:r>
+      <w:proofErr w:type="spellStart"/>
+      <w:r>
+        <w:t>Flutter</w:t>
+      </w:r>
+      <w:proofErr w:type="spellEnd"/>
+      <w:r>
+        <w:t>, rozhodl jsem se, že si admin dashboard vytvořím sám.</w:t>
       </w:r>
     </w:p>
     <w:p/>
     <w:p>
       <w:r>
-        <w:t>Projekt obsahuje i možnosti pro budoucí rozšíření. Prvním bodem by určitě byla možnost platby online a možnost dodávky zboží na adresu. Aktuálně to funguje pouze na dobírku přímo v pekárně a platba kartou či hotovostí až na místě. Tato možnost by jistě přilákala více zákazníků a nebo by zpříjemnila používání aplikace stálým zákazníkům.</w:t>
+        <w:t xml:space="preserve">Projekt obsahuje i možnosti pro budoucí rozšíření. Prvním bodem by určitě byla možnost platby online a možnost dodávky zboží na adresu. Aktuálně to funguje pouze na dobírku přímo v pekárně a platba kartou či hotovostí až na místě. Tato možnost by jistě přilákala více zákazníků </w:t>
+      </w:r>
+      <w:proofErr w:type="gramStart"/>
+      <w:r>
+        <w:t>a nebo</w:t>
+      </w:r>
+      <w:proofErr w:type="gramEnd"/>
+      <w:r>
+        <w:t xml:space="preserve"> by zpříjemnila používání aplikace stálým zákazníkům.</w:t>
       </w:r>
     </w:p>
     <w:p>
@@ -4186,6 +4456,7 @@
       <w:r>
         <w:t>FLUTTER. </w:t>
       </w:r>
+      <w:proofErr w:type="spellStart"/>
       <w:r>
         <w:rPr>
           <w:i/>
@@ -4193,6 +4464,7 @@
         </w:rPr>
         <w:t>Documentation</w:t>
       </w:r>
+      <w:proofErr w:type="spellEnd"/>
       <w:r>
         <w:t>. Online. 2025, 2025-11-18. Dostupné z: </w:t>
       </w:r>
@@ -4216,8 +4488,17 @@
         <w:t xml:space="preserve"> </w:t>
       </w:r>
       <w:r>
-        <w:t>BHAUMIK, Pooja. </w:t>
-      </w:r>
+        <w:t xml:space="preserve">BHAUMIK, </w:t>
+      </w:r>
+      <w:proofErr w:type="spellStart"/>
+      <w:r>
+        <w:t>Pooja</w:t>
+      </w:r>
+      <w:proofErr w:type="spellEnd"/>
+      <w:r>
+        <w:t>. </w:t>
+      </w:r>
+      <w:proofErr w:type="spellStart"/>
       <w:r>
         <w:rPr>
           <w:i/>
@@ -4225,6 +4506,7 @@
         </w:rPr>
         <w:t>Documentation</w:t>
       </w:r>
+      <w:proofErr w:type="spellEnd"/>
       <w:r>
         <w:t>. Online. 2025. Dostupné z: </w:t>
       </w:r>
@@ -4246,15 +4528,89 @@
         <w:pStyle w:val="Literatura"/>
       </w:pPr>
       <w:r>
-        <w:t>LEAD, Flutter. </w:t>
-      </w:r>
+        <w:t xml:space="preserve">LEAD, </w:t>
+      </w:r>
+      <w:proofErr w:type="spellStart"/>
+      <w:r>
+        <w:t>Flutter</w:t>
+      </w:r>
+      <w:proofErr w:type="spellEnd"/>
+      <w:r>
+        <w:t>. </w:t>
+      </w:r>
+      <w:proofErr w:type="spellStart"/>
       <w:r>
         <w:rPr>
           <w:i/>
           <w:iCs/>
         </w:rPr>
-        <w:t>Flutter Web App Deploy on Github Pages</w:t>
-      </w:r>
+        <w:t>Flutter</w:t>
+      </w:r>
+      <w:proofErr w:type="spellEnd"/>
+      <w:r>
+        <w:rPr>
+          <w:i/>
+          <w:iCs/>
+        </w:rPr>
+        <w:t xml:space="preserve"> Web </w:t>
+      </w:r>
+      <w:proofErr w:type="spellStart"/>
+      <w:r>
+        <w:rPr>
+          <w:i/>
+          <w:iCs/>
+        </w:rPr>
+        <w:t>App</w:t>
+      </w:r>
+      <w:proofErr w:type="spellEnd"/>
+      <w:r>
+        <w:rPr>
+          <w:i/>
+          <w:iCs/>
+        </w:rPr>
+        <w:t xml:space="preserve"> </w:t>
+      </w:r>
+      <w:proofErr w:type="spellStart"/>
+      <w:r>
+        <w:rPr>
+          <w:i/>
+          <w:iCs/>
+        </w:rPr>
+        <w:t>Deploy</w:t>
+      </w:r>
+      <w:proofErr w:type="spellEnd"/>
+      <w:r>
+        <w:rPr>
+          <w:i/>
+          <w:iCs/>
+        </w:rPr>
+        <w:t xml:space="preserve"> on </w:t>
+      </w:r>
+      <w:proofErr w:type="spellStart"/>
+      <w:r>
+        <w:rPr>
+          <w:i/>
+          <w:iCs/>
+        </w:rPr>
+        <w:t>Github</w:t>
+      </w:r>
+      <w:proofErr w:type="spellEnd"/>
+      <w:r>
+        <w:rPr>
+          <w:i/>
+          <w:iCs/>
+        </w:rPr>
+        <w:t xml:space="preserve"> </w:t>
+      </w:r>
+      <w:proofErr w:type="spellStart"/>
+      <w:r>
+        <w:rPr>
+          <w:i/>
+          <w:iCs/>
+        </w:rPr>
+        <w:t>Pages</w:t>
+      </w:r>
+      <w:proofErr w:type="spellEnd"/>
       <w:r>
         <w:t>. Online. 2023. Dostupné z: </w:t>
       </w:r>
@@ -4263,7 +4619,21 @@
           <w:rPr>
             <w:rStyle w:val="Hypertextovodkaz"/>
           </w:rPr>
-          <w:t>https://www.youtube.com/watch?v=4lN22IKU5aU</w:t>
+          <w:t>https://www.youtube.com/</w:t>
+        </w:r>
+        <w:proofErr w:type="spellStart"/>
+        <w:r>
+          <w:rPr>
+            <w:rStyle w:val="Hypertextovodkaz"/>
+          </w:rPr>
+          <w:t>watch?v</w:t>
+        </w:r>
+        <w:proofErr w:type="spellEnd"/>
+        <w:r>
+          <w:rPr>
+            <w:rStyle w:val="Hypertextovodkaz"/>
+          </w:rPr>
+          <w:t>=4lN22IKU5aU</w:t>
         </w:r>
       </w:hyperlink>
       <w:r>
@@ -4276,15 +4646,57 @@
         <w:pStyle w:val="Literatura"/>
       </w:pPr>
       <w:r>
-        <w:t>KOKO, Mitch. </w:t>
-      </w:r>
+        <w:t xml:space="preserve">KOKO, </w:t>
+      </w:r>
+      <w:proofErr w:type="spellStart"/>
+      <w:r>
+        <w:t>Mitch</w:t>
+      </w:r>
+      <w:proofErr w:type="spellEnd"/>
+      <w:r>
+        <w:t>. </w:t>
+      </w:r>
+      <w:proofErr w:type="spellStart"/>
       <w:r>
         <w:rPr>
           <w:i/>
           <w:iCs/>
         </w:rPr>
-        <w:t>Authentication with Supabase</w:t>
-      </w:r>
+        <w:t>Authentication</w:t>
+      </w:r>
+      <w:proofErr w:type="spellEnd"/>
+      <w:r>
+        <w:rPr>
+          <w:i/>
+          <w:iCs/>
+        </w:rPr>
+        <w:t xml:space="preserve"> </w:t>
+      </w:r>
+      <w:proofErr w:type="spellStart"/>
+      <w:r>
+        <w:rPr>
+          <w:i/>
+          <w:iCs/>
+        </w:rPr>
+        <w:t>with</w:t>
+      </w:r>
+      <w:proofErr w:type="spellEnd"/>
+      <w:r>
+        <w:rPr>
+          <w:i/>
+          <w:iCs/>
+        </w:rPr>
+        <w:t xml:space="preserve"> </w:t>
+      </w:r>
+      <w:proofErr w:type="spellStart"/>
+      <w:r>
+        <w:rPr>
+          <w:i/>
+          <w:iCs/>
+        </w:rPr>
+        <w:t>Supabase</w:t>
+      </w:r>
+      <w:proofErr w:type="spellEnd"/>
       <w:r>
         <w:t>. Online. 2024. Dostupné z: </w:t>
       </w:r>
@@ -4293,7 +4705,21 @@
           <w:rPr>
             <w:rStyle w:val="Hypertextovodkaz"/>
           </w:rPr>
-          <w:t>https://www.youtube.com/watch?v=njeo_g-3tPw</w:t>
+          <w:t>https://www.youtube.com/</w:t>
+        </w:r>
+        <w:proofErr w:type="spellStart"/>
+        <w:r>
+          <w:rPr>
+            <w:rStyle w:val="Hypertextovodkaz"/>
+          </w:rPr>
+          <w:t>watch?v</w:t>
+        </w:r>
+        <w:proofErr w:type="spellEnd"/>
+        <w:r>
+          <w:rPr>
+            <w:rStyle w:val="Hypertextovodkaz"/>
+          </w:rPr>
+          <w:t>=njeo_g-3tPw</w:t>
         </w:r>
       </w:hyperlink>
       <w:r>
